--- a/DocumentsAndDiagrams/docx/Readme.docx
+++ b/DocumentsAndDiagrams/docx/Readme.docx
@@ -112,7 +112,7 @@
           <w:spacing w:val="0"/>
           <w:color w:val="151312"/>
         </w:rPr>
-        <w:t xml:space="preserve">Analysis date: 2026-10-08.</w:t>
+        <w:t xml:space="preserve">Analysis date: 2026-10-10.</w:t>
       </w:r>
     </w:p>
     <w:p>
@@ -254,7 +254,7 @@
           <w:spacing w:val="0"/>
           <w:color w:val="151312"/>
         </w:rPr>
-        <w:t xml:space="preserve"> block. Anything it cannot express is listed under Gaps.</w:t>
+        <w:t xml:space="preserve"> block. Anything it cannot express is listed under Gaps. The lab asks clarifying questions, and the author's answers re-extract a new version from the same source.</w:t>
       </w:r>
     </w:p>
     <w:p>
@@ -300,6 +300,41 @@
           <w:color w:val="151312"/>
         </w:rPr>
         <w:t xml:space="preserve">5. A separate Trade Crew process ticks that deployment. It checks the frozen rules in code, then sends orders through the account's broker adapter.</w:t>
+      </w:r>
+    </w:p>
+    <w:p>
+      <w:pPr>
+        <w:spacing w:after="250"/>
+      </w:pPr>
+      <w:r>
+        <w:rPr>
+          <w:rFonts w:ascii="Helvetica" w:hAnsi="Helvetica" w:cs="Helvetica"/>
+          <w:sz w:val="25"/>
+          <w:sz-cs w:val="25"/>
+          <w:spacing w:val="0"/>
+          <w:color w:val="151312"/>
+        </w:rPr>
+        <w:t xml:space="preserve">Separately, the dashboard and markets screen show delayed quotes and candle charts from Yahoo Finance and accept manual paper orders with Indian charges. Those orders are recorded in </w:t>
+      </w:r>
+      <w:r>
+        <w:rPr>
+          <w:rFonts w:ascii=".AppleSystemUIFontMonospaced" w:hAnsi=".AppleSystemUIFontMonospaced" w:cs=".AppleSystemUIFontMonospaced"/>
+          <w:sz w:val="23"/>
+          <w:sz-cs w:val="23"/>
+          <w:spacing w:val="0"/>
+          <w:color w:val="151312"/>
+        </w:rPr>
+        <w:t xml:space="preserve">paper_orders</w:t>
+      </w:r>
+      <w:r>
+        <w:rPr>
+          <w:rFonts w:ascii="Helvetica" w:hAnsi="Helvetica" w:cs="Helvetica"/>
+          <w:sz w:val="25"/>
+          <w:sz-cs w:val="25"/>
+          <w:spacing w:val="0"/>
+          <w:color w:val="151312"/>
+        </w:rPr>
+        <w:t xml:space="preserve"> and do not go through the Trade Crew.</w:t>
       </w:r>
     </w:p>
     <w:p>
@@ -991,7 +1026,47 @@
           <w:spacing w:val="0"/>
           <w:color w:val="151312"/>
         </w:rPr>
-        <w:t xml:space="preserve">A LangGraph workflow audits the strategy, builds scenarios, simulates backtest and forward windows, sweeps hard stops, writes a review per simulated trade, synthesizes a verdict, and proposes improvements. The verdict label comes from the scenarios. It does not come from the hard-stop sweep.</w:t>
+        <w:t xml:space="preserve">A LangGraph workflow audits the strategy, builds scenarios, simulates backtest and forward windows, sweeps hard stops, writes a review per simulated trade, synthesizes a verdict, and proposes improvements. The verdict label comes from the scenarios. It does not come from the hard-stop sweep. When no scenario passes and every scenario has too few trades, the label is </w:t>
+      </w:r>
+      <w:r>
+        <w:rPr>
+          <w:rFonts w:ascii=".AppleSystemUIFontMonospaced" w:hAnsi=".AppleSystemUIFontMonospaced" w:cs=".AppleSystemUIFontMonospaced"/>
+          <w:sz w:val="23"/>
+          <w:sz-cs w:val="23"/>
+          <w:spacing w:val="0"/>
+          <w:color w:val="151312"/>
+        </w:rPr>
+        <w:t xml:space="preserve">Too few trades</w:t>
+      </w:r>
+      <w:r>
+        <w:rPr>
+          <w:rFonts w:ascii="Helvetica" w:hAnsi="Helvetica" w:cs="Helvetica"/>
+          <w:sz w:val="25"/>
+          <w:sz-cs w:val="25"/>
+          <w:spacing w:val="0"/>
+          <w:color w:val="151312"/>
+        </w:rPr>
+        <w:t xml:space="preserve"> rather than </w:t>
+      </w:r>
+      <w:r>
+        <w:rPr>
+          <w:rFonts w:ascii=".AppleSystemUIFontMonospaced" w:hAnsi=".AppleSystemUIFontMonospaced" w:cs=".AppleSystemUIFontMonospaced"/>
+          <w:sz w:val="23"/>
+          <w:sz-cs w:val="23"/>
+          <w:spacing w:val="0"/>
+          <w:color w:val="151312"/>
+        </w:rPr>
+        <w:t xml:space="preserve">Not profitable</w:t>
+      </w:r>
+      <w:r>
+        <w:rPr>
+          <w:rFonts w:ascii="Helvetica" w:hAnsi="Helvetica" w:cs="Helvetica"/>
+          <w:sz w:val="25"/>
+          <w:sz-cs w:val="25"/>
+          <w:spacing w:val="0"/>
+          <w:color w:val="151312"/>
+        </w:rPr>
+        <w:t xml:space="preserve">.</w:t>
       </w:r>
     </w:p>
     <w:p>
@@ -1447,7 +1522,7 @@
           <w:spacing w:val="0"/>
           <w:color w:val="151312"/>
         </w:rPr>
-        <w:t xml:space="preserve">Tests cover the research schema, the live schema, the Trade Crew, and the Sandbox broker. No test calls a real LLM or a real broker.</w:t>
+        <w:t xml:space="preserve">Tests cover the research schema, the live schema, the Trade Crew, the Sandbox broker, paper orders, and clarifying questions. No test calls a real LLM or a real broker.</w:t>
       </w:r>
     </w:p>
     <w:p>
@@ -1568,7 +1643,22 @@
           <w:spacing w:val="0"/>
           <w:color w:val="151312"/>
         </w:rPr>
-        <w:t xml:space="preserve">6. Next.js UI for the lab, deploy, and deployments.</w:t>
+        <w:t xml:space="preserve">6. Next.js UI for the dashboard, markets, lab, deploy, and deployments.</w:t>
+      </w:r>
+    </w:p>
+    <w:p>
+      <w:pPr>
+        <w:spacing w:after="250"/>
+      </w:pPr>
+      <w:r>
+        <w:rPr>
+          <w:rFonts w:ascii="Helvetica" w:hAnsi="Helvetica" w:cs="Helvetica"/>
+          <w:sz w:val="25"/>
+          <w:sz-cs w:val="25"/>
+          <w:spacing w:val="0"/>
+          <w:color w:val="151312"/>
+        </w:rPr>
+        <w:t xml:space="preserve">7. Delayed market data from Yahoo Finance for the markets screen. No MCX feed.</w:t>
       </w:r>
     </w:p>
     <w:p>
